--- a/docs/guidance/Technical notes/Note on eblupMFH2_robust.R.docx
+++ b/docs/guidance/Technical notes/Note on eblupMFH2_robust.R.docx
@@ -51,49 +51,7 @@
         <w:pStyle w:val="Subtitle"/>
       </w:pPr>
       <w:r>
-        <w:t xml:space="preserve">Recovering</w:t>
-      </w:r>
-      <w:r>
-        <w:t xml:space="preserve"> </w:t>
-      </w:r>
-      <w:r>
-        <w:t xml:space="preserve">boundary</w:t>
-      </w:r>
-      <w:r>
-        <w:t xml:space="preserve"> </w:t>
-      </w:r>
-      <w:r>
-        <w:t xml:space="preserve">(zero-variance)</w:t>
-      </w:r>
-      <w:r>
-        <w:t xml:space="preserve"> </w:t>
-      </w:r>
-      <w:r>
-        <w:t xml:space="preserve">fits</w:t>
-      </w:r>
-      <w:r>
-        <w:t xml:space="preserve"> </w:t>
-      </w:r>
-      <w:r>
-        <w:t xml:space="preserve">from</w:t>
-      </w:r>
-      <w:r>
-        <w:t xml:space="preserve"> </w:t>
-      </w:r>
-      <w:r>
-        <w:t xml:space="preserve">msae::eblupMFH2()</w:t>
-      </w:r>
-      <w:r>
-        <w:t xml:space="preserve"> </w:t>
-      </w:r>
-      <w:r>
-        <w:t xml:space="preserve">in</w:t>
-      </w:r>
-      <w:r>
-        <w:t xml:space="preserve"> </w:t>
-      </w:r>
-      <w:r>
-        <w:t xml:space="preserve">scripts/eblupMFH2_robust.R</w:t>
+        <w:t xml:space="preserve">Checking REML endpoints and refitting the same MFH2 model when necessary</w:t>
       </w:r>
     </w:p>
     <w:p>
@@ -133,7 +91,7 @@
         <w:pStyle w:val="Date"/>
       </w:pPr>
       <w:r>
-        <w:t>August 2026 (revised for 5.2.0-rc.4)</w:t>
+        <w:t xml:space="preserve">October 2026 • revised for 5.2.0-rc.6-wizard.5.14 (w5n)</w:t>
       </w:r>
     </w:p>
     <w:p>
@@ -151,43 +109,23 @@
         <w:pStyle w:val="FirstParagraph"/>
       </w:pPr>
       <w:r>
-        <w:rPr>
-          <w:rStyle w:val="VerbatimChar"/>
-        </w:rPr>
-        <w:t xml:space="preserve">scripts/eblupMFH2_robust.R</w:t>
-      </w:r>
-      <w:r>
-        <w:t xml:space="preserve"> </w:t>
-      </w:r>
-      <w:r>
-        <w:t xml:space="preserve">is a numerical REML fallback for the MFH2 model in the</w:t>
-      </w:r>
-      <w:r>
-        <w:t xml:space="preserve"> </w:t>
-      </w:r>
-      <w:r>
-        <w:rPr>
-          <w:rStyle w:val="VerbatimChar"/>
-        </w:rPr>
-        <w:t xml:space="preserve">msae</w:t>
-      </w:r>
-      <w:r>
-        <w:t xml:space="preserve"> </w:t>
-      </w:r>
-      <w:r>
-        <w:t xml:space="preserve">package. It does not change the substantive multivariate Fay–Herriot model, the sampling-error covariance matrix, the EBLUP formula, or the plug-in MSE formula used by</w:t>
-      </w:r>
-      <w:r>
-        <w:t xml:space="preserve"> </w:t>
-      </w:r>
-      <w:r>
-        <w:rPr>
-          <w:rStyle w:val="VerbatimChar"/>
-        </w:rPr>
-        <w:t xml:space="preserve">msae::eblupMFH2()</w:t>
-      </w:r>
-      <w:r>
-        <w:t xml:space="preserve">. Its purpose is narrower: when the original</w:t>
+        <w:t xml:space="preserve">The numerical check assesses REML score, local curvature and feasible boundary directions in addition to the package convergence flag. A positive variance alone does not establish convergence. MFH2 is refitted when necessary using the same REML objective, exact gradients and several feasible starts; a usable original fit is preserved and an inferior refit is rejected. A valid zero random-effect covariance is allowed, including in bootstrap refits. The AR(1) correlation is bounded numerically at ±0.999999; an accepted endpoint approximates a limiting stationary fit and warrants sensitivity review.</w:t>
+      </w:r>
+    </w:p>
+    <w:p>
+      <w:pPr>
+        <w:pStyle w:val="BodyText"/>
+      </w:pPr>
+      <w:r>
+        <w:t xml:space="preserve">A valid original endpoint, including zero variance, is retained. A candidate refit must pass the same numerical checks and cannot have an inferior REML objective. A failed check is explicitly recorded; positivity of refvar is not a convergence certificate.</w:t>
+      </w:r>
+    </w:p>
+    <w:p>
+      <w:pPr>
+        <w:pStyle w:val="BodyText"/>
+      </w:pPr>
+      <w:r>
+        <w:t xml:space="preserve">This note is a companion to the benchmarking notes for the same package.</w:t>
       </w:r>
       <w:r>
         <w:t xml:space="preserve"> </w:t>
@@ -202,100 +140,7 @@
         <w:t xml:space="preserve"> </w:t>
       </w:r>
       <w:r>
-        <w:t xml:space="preserve">returns a zero random-effects variance (</w:t>
-      </w:r>
-      <w:r>
-        <w:rPr>
-          <w:rStyle w:val="VerbatimChar"/>
-        </w:rPr>
-        <w:t xml:space="preserve">refvar = 0</w:t>
-      </w:r>
-      <w:r>
-        <w:t xml:space="preserve">) after raw-scale Newton/Fisher-scoring updates that may leave the admissible parameter space during iteration, the wrapper refits the</w:t>
-      </w:r>
-      <w:r>
-        <w:t xml:space="preserve"> </w:t>
-      </w:r>
-      <w:r>
-        <w:rPr>
-          <w:i/>
-        </w:rPr>
-        <w:t xml:space="preserve">same</w:t>
-      </w:r>
-      <w:r>
-        <w:t xml:space="preserve"> </w:t>
-      </w:r>
-      <w:r>
-        <w:t xml:space="preserve">REML criterion using a parameterization that enforces</w:t>
-      </w:r>
-      <w:r>
-        <w:t xml:space="preserve"> </w:t>
-      </w:r>
-      <m:oMath>
-        <m:sSubSup>
-          <m:e>
-            <m:r>
-              <m:t>σ</m:t>
-            </m:r>
-          </m:e>
-          <m:sub>
-            <m:r>
-              <m:t>u</m:t>
-            </m:r>
-          </m:sub>
-          <m:sup>
-            <m:r>
-              <m:t>2</m:t>
-            </m:r>
-          </m:sup>
-        </m:sSubSup>
-        <m:r>
-          <m:t>&gt;</m:t>
-        </m:r>
-        <m:r>
-          <m:t>0</m:t>
-        </m:r>
-      </m:oMath>
-      <w:r>
-        <w:t xml:space="preserve"> </w:t>
-      </w:r>
-      <w:r>
-        <w:t xml:space="preserve">and</w:t>
-      </w:r>
-      <w:r>
-        <w:t xml:space="preserve"> </w:t>
-      </w:r>
-      <m:oMath>
-        <m:r>
-          <m:t>|</m:t>
-        </m:r>
-        <m:sSub>
-          <m:e>
-            <m:r>
-              <m:t>ρ</m:t>
-            </m:r>
-          </m:e>
-          <m:sub>
-            <m:r>
-              <m:t>u</m:t>
-            </m:r>
-          </m:sub>
-        </m:sSub>
-        <m:r>
-          <m:t>|</m:t>
-        </m:r>
-        <m:r>
-          <m:t>&lt;</m:t>
-        </m:r>
-        <m:r>
-          <m:t>1</m:t>
-        </m:r>
-      </m:oMath>
-      <w:r>
-        <w:t xml:space="preserve"> </w:t>
-      </w:r>
-      <w:r>
-        <w:t xml:space="preserve">by construction.</w:t>
+        <w:t xml:space="preserve">is the engine refit used in the parametric bootstrap to produce the benchmarked MSE and mean cross-product error (MCPE) documented in the companion note on MFH benchmarking, so the safeguard described here automatically propagates to those uncertainty estimates.</w:t>
       </w:r>
     </w:p>
     <w:p>
@@ -303,31 +148,7 @@
         <w:pStyle w:val="BodyText"/>
       </w:pPr>
       <w:r>
-        <w:t xml:space="preserve">If the original fit already has</w:t>
-      </w:r>
-      <w:r>
-        <w:t xml:space="preserve"> </w:t>
-      </w:r>
-      <w:r>
-        <w:rPr>
-          <w:rStyle w:val="VerbatimChar"/>
-        </w:rPr>
-        <w:t xml:space="preserve">refvar &gt; 0</w:t>
-      </w:r>
-      <w:r>
-        <w:t xml:space="preserve">, the wrapper returns it unchanged. If the constrained fallback cannot recover a numerically meaningful positive-variance solution, the wrapper returns the original boundary fit and tags it with</w:t>
-      </w:r>
-      <w:r>
-        <w:t xml:space="preserve"> </w:t>
-      </w:r>
-      <w:r>
-        <w:rPr>
-          <w:rStyle w:val="VerbatimChar"/>
-        </w:rPr>
-        <w:t xml:space="preserve">.robust_refit_failed = TRUE</w:t>
-      </w:r>
-      <w:r>
-        <w:t xml:space="preserve">.</w:t>
+        <w:t xml:space="preserve">The main support in the literature is therefore not that the script introduces a new SAE model. Rather, the support is that (1) MFH2/AR(1) is a standard multivariate Fay–Herriot specification and (2) REML/EBLUP is the standard fitting and prediction framework for that model (Rao and Molina, 2015).</w:t>
       </w:r>
     </w:p>
     <w:p>
@@ -335,22 +156,7 @@
         <w:pStyle w:val="BodyText"/>
       </w:pPr>
       <w:r>
-        <w:t xml:space="preserve">This note is a companion to the benchmarking notes for the same package.</w:t>
-      </w:r>
-      <w:r>
-        <w:t xml:space="preserve"> </w:t>
-      </w:r>
-      <w:r>
-        <w:rPr>
-          <w:rStyle w:val="VerbatimChar"/>
-        </w:rPr>
-        <w:t xml:space="preserve">eblupMFH2()</w:t>
-      </w:r>
-      <w:r>
-        <w:t xml:space="preserve"> </w:t>
-      </w:r>
-      <w:r>
-        <w:t xml:space="preserve">is the engine refit used in the parametric bootstrap to produce the benchmarked MSE and mean cross-product error (MCPE) documented in the companion note on MFH benchmarking, so the safeguard described here automatically propagates to those uncertainty estimates.</w:t>
+        <w:t xml:space="preserve">Zero variance is a possible likelihood optimum, not automatic evidence of software failure. The safeguard checks whether a feasible direction or alternative endpoint improves the same REML objective. It does not force positive variance or introduce an adjusted likelihood.</w:t>
       </w:r>
     </w:p>
     <w:p>
@@ -358,23 +164,7 @@
         <w:pStyle w:val="BodyText"/>
       </w:pPr>
       <w:r>
-        <w:t xml:space="preserve">The main support in the literature is therefore not that the script introduces a new SAE model. Rather, the support is that (1) MFH2/AR(1) is a standard multivariate Fay–Herriot specification and (2) REML/EBLUP is the standard fitting and prediction framework for that model (Rao and Molina, 2015).</w:t>
-      </w:r>
-    </w:p>
-    <w:p>
-      <w:pPr>
-        <w:pStyle w:val="BodyText"/>
-      </w:pPr>
-      <w:r>
-        <w:t xml:space="preserve">The small-area estimation literature has long recognized that zero variance-component estimates can arise in Fay–Herriot models and can lead the EBLUP to collapse toward the regression-synthetic estimator. This concern motivates adjusted-likelihood approaches such as Li and Lahiri (2010) and Yoshimori and Lahiri (2014), as well as later comparisons and software discussions. The robust wrapper used here is not an adjusted-likelihood estimator; it is a conservative numerical safeguard that checks whether a feasible positive-variance REML solution can be recovered when the package implementation returns a boundary fit.</w:t>
-      </w:r>
-    </w:p>
-    <w:p>
-      <w:pPr>
-        <w:pStyle w:val="BodyText"/>
-      </w:pPr>
-      <w:r>
-        <w:t xml:space="preserve">Importantly, the fallback is not intended to force a substantively positive area-level variance. It asks whether a positive-variance solution provides a better feasible REML fit when the original package implementation has returned a boundary estimate. If such a solution is not recovered, the original boundary fit is retained and flagged.</w:t>
+        <w:t xml:space="preserve">Score and curvature diagnostics distinguish an admissible likelihood endpoint from a merely positive returned variance. Boundary checks include feasible directions, with special treatment of parameters unidentified at zero random-effect covariance.</w:t>
       </w:r>
     </w:p>
     <w:p>
@@ -579,49 +369,7 @@
         <w:pStyle w:val="FirstParagraph"/>
       </w:pPr>
       <w:r>
-        <w:t xml:space="preserve">Because</w:t>
-      </w:r>
-      <w:r>
-        <w:t xml:space="preserve"> </w:t>
-      </w:r>
-      <w:r>
-        <w:rPr>
-          <w:rStyle w:val="VerbatimChar"/>
-        </w:rPr>
-        <w:t xml:space="preserve">pbmcpe_*</w:t>
-      </w:r>
-      <w:r>
-        <w:t xml:space="preserve">, benchmarking, and comparison helpers call</w:t>
-      </w:r>
-      <w:r>
-        <w:t xml:space="preserve"> </w:t>
-      </w:r>
-      <w:r>
-        <w:rPr>
-          <w:rStyle w:val="VerbatimChar"/>
-        </w:rPr>
-        <w:t xml:space="preserve">eblupMFH2</w:t>
-      </w:r>
-      <w:r>
-        <w:t xml:space="preserve"> </w:t>
-      </w:r>
-      <w:r>
-        <w:t xml:space="preserve">from the global environment, they automatically use the robust fallback when, and only when, the package implementation hits the zero-variance boundary. In particular, the bootstrap MSE and MCPE procedure documented in the companion MFH benchmarking note refits with</w:t>
-      </w:r>
-      <w:r>
-        <w:t xml:space="preserve"> </w:t>
-      </w:r>
-      <w:r>
-        <w:rPr>
-          <w:rStyle w:val="VerbatimChar"/>
-        </w:rPr>
-        <w:t xml:space="preserve">eblupMFH2</w:t>
-      </w:r>
-      <w:r>
-        <w:t xml:space="preserve"> </w:t>
-      </w:r>
-      <w:r>
-        <w:t xml:space="preserve">in exactly this way, so any robust refit is inherited by the benchmarked-estimate uncertainty.</w:t>
+        <w:t xml:space="preserve">Original MFH2 fits and bootstrap refits use the same wrapper and endpoint checks. This keeps parameter estimation consistent between the reported estimator and the uncertainty calculation.</w:t>
       </w:r>
     </w:p>
     <w:p>
@@ -1007,6 +755,14 @@
     </w:p>
     <w:p>
       <w:pPr>
+        <w:pStyle w:val="Normal"/>
+      </w:pPr>
+      <w:r>
+        <w:t xml:space="preserve">Here σ²ᵤ is innovation variance; Aₘ is marginal random-effect variance and s is the positive scale used for numerical optimization. Confusing these variances changes both fitting and bootstrap covariance.</w:t>
+      </w:r>
+    </w:p>
+    <w:p>
+      <w:pPr>
         <w:pStyle w:val="Heading1"/>
       </w:pPr>
       <w:bookmarkStart w:id="23" w:name="X9fc41888b8f7fbe5b3caa1f563961ec32c46c81"/>
@@ -1224,22 +980,7 @@
         <w:pStyle w:val="BodyText"/>
       </w:pPr>
       <w:r>
-        <w:t xml:space="preserve">The pipeline, therefore, treats</w:t>
-      </w:r>
-      <w:r>
-        <w:t xml:space="preserve"> </w:t>
-      </w:r>
-      <w:r>
-        <w:rPr>
-          <w:rStyle w:val="VerbatimChar"/>
-        </w:rPr>
-        <w:t xml:space="preserve">refvar = 0</w:t>
-      </w:r>
-      <w:r>
-        <w:t xml:space="preserve"> </w:t>
-      </w:r>
-      <w:r>
-        <w:t xml:space="preserve">as a diagnostic warning, not as automatic proof of no area-level signal. The robust refit asks a more careful numerical question: does the same REML objective still fail to find a meaningful positive-variance solution when the optimizer is forced to remain in the valid parameter space?</w:t>
+        <w:t xml:space="preserve">The pipeline checks both positive and zero variance endpoints. A true zero covariance produces a regression-synthetic predictor and remains eligible for bootstrap calculation, with inference explicitly flagged as boundary-sensitive. An unusable endpoint is not accepted merely because no better numerical fit was found.</w:t>
       </w:r>
     </w:p>
     <w:p>
@@ -1247,19 +988,7 @@
         <w:pStyle w:val="BodyText"/>
       </w:pPr>
       <w:r>
-        <w:t xml:space="preserve">The tolerance used to trigger this check,</w:t>
-      </w:r>
-      <w:r>
-        <w:t xml:space="preserve"> </w:t>
-      </w:r>
-      <w:r>
-        <w:rPr>
-          <w:rStyle w:val="VerbatimChar"/>
-        </w:rPr>
-        <w:t xml:space="preserve">refvar &lt;= 1e-12</w:t>
-      </w:r>
-      <w:r>
-        <w:t xml:space="preserve">, is only a numerical tolerance for distinguishing zero from a positive estimated variance. It is not a substantive threshold for deciding whether area effects are important.</w:t>
+        <w:t xml:space="preserve">Numerical tolerances govern feasible parameters, scaled scores and local curvature; they are not substantive thresholds for area heterogeneity. Review recorded tolerances and endpoint diagnostics with the fitted variance and correlation.</w:t>
       </w:r>
     </w:p>
     <w:p>
@@ -1287,61 +1016,7 @@
         <w:pStyle w:val="FirstParagraph"/>
       </w:pPr>
       <w:r>
-        <w:t xml:space="preserve">The public function</w:t>
-      </w:r>
-      <w:r>
-        <w:t xml:space="preserve"> </w:t>
-      </w:r>
-      <w:r>
-        <w:rPr>
-          <w:rStyle w:val="VerbatimChar"/>
-        </w:rPr>
-        <w:t xml:space="preserve">eblupMFH2_robust()</w:t>
-      </w:r>
-      <w:r>
-        <w:t xml:space="preserve"> </w:t>
-      </w:r>
-      <w:r>
-        <w:t xml:space="preserve">first calls the original or patched</w:t>
-      </w:r>
-      <w:r>
-        <w:t xml:space="preserve"> </w:t>
-      </w:r>
-      <w:r>
-        <w:rPr>
-          <w:rStyle w:val="VerbatimChar"/>
-        </w:rPr>
-        <w:t xml:space="preserve">eblupMFH2()</w:t>
-      </w:r>
-      <w:r>
-        <w:t xml:space="preserve"> </w:t>
-      </w:r>
-      <w:r>
-        <w:t xml:space="preserve">through</w:t>
-      </w:r>
-      <w:r>
-        <w:t xml:space="preserve"> </w:t>
-      </w:r>
-      <w:r>
-        <w:rPr>
-          <w:rStyle w:val="VerbatimChar"/>
-        </w:rPr>
-        <w:t xml:space="preserve">.orig_fn</w:t>
-      </w:r>
-      <w:r>
-        <w:t xml:space="preserve">. If</w:t>
-      </w:r>
-      <w:r>
-        <w:t xml:space="preserve"> </w:t>
-      </w:r>
-      <w:r>
-        <w:rPr>
-          <w:rStyle w:val="VerbatimChar"/>
-        </w:rPr>
-        <w:t xml:space="preserve">base_fit$fit$refvar &gt; 1e-12</w:t>
-      </w:r>
-      <w:r>
-        <w:t xml:space="preserve">, the result is returned unchanged. This makes the wrapper backward-compatible for ordinary cases and ensures that the fallback is used only for boundary or near-boundary fits.</w:t>
+        <w:t xml:space="preserve">The wrapper obtains the original or patched package fit and evaluates its REML endpoint independently. A usable result is retained unless a supported refit improves the objective; a positive refvar alone no longer bypasses checking.</w:t>
       </w:r>
     </w:p>
     <w:p>
@@ -1359,34 +1034,7 @@
         <w:pStyle w:val="FirstParagraph"/>
       </w:pPr>
       <w:r>
-        <w:t xml:space="preserve">If the package fit fails or returns</w:t>
-      </w:r>
-      <w:r>
-        <w:t xml:space="preserve"> </w:t>
-      </w:r>
-      <w:r>
-        <w:rPr>
-          <w:rStyle w:val="VerbatimChar"/>
-        </w:rPr>
-        <w:t xml:space="preserve">refvar = 0</w:t>
-      </w:r>
-      <w:r>
-        <w:t xml:space="preserve">,</w:t>
-      </w:r>
-      <w:r>
-        <w:t xml:space="preserve"> </w:t>
-      </w:r>
-      <w:r>
-        <w:rPr>
-          <w:rStyle w:val="VerbatimChar"/>
-        </w:rPr>
-        <w:t xml:space="preserve">.eblupMFH2_optim_refit()</w:t>
-      </w:r>
-      <w:r>
-        <w:t xml:space="preserve"> </w:t>
-      </w:r>
-      <w:r>
-        <w:t xml:space="preserve">reconstructs:</w:t>
+        <w:t xml:space="preserve">When refitting is required, the optimizer reconstructs the response, design and covariance inputs:</w:t>
       </w:r>
     </w:p>
     <w:p>
@@ -1422,46 +1070,7 @@
         <w:pStyle w:val="Compact"/>
       </w:pPr>
       <w:r>
-        <w:t xml:space="preserve">the block-diagonal design matrix</w:t>
-      </w:r>
-      <w:r>
-        <w:t xml:space="preserve"> </w:t>
-      </w:r>
-      <w:r>
-        <w:rPr>
-          <w:rStyle w:val="VerbatimChar"/>
-        </w:rPr>
-        <w:t xml:space="preserve">x.matrix</w:t>
-      </w:r>
-      <w:r>
-        <w:t xml:space="preserve">, using</w:t>
-      </w:r>
-      <w:r>
-        <w:t xml:space="preserve"> </w:t>
-      </w:r>
-      <w:r>
-        <w:rPr>
-          <w:rStyle w:val="VerbatimChar"/>
-        </w:rPr>
-        <w:t xml:space="preserve">magic::adiag</w:t>
-      </w:r>
-      <w:r>
-        <w:t xml:space="preserve">, as</w:t>
-      </w:r>
-      <w:r>
-        <w:t xml:space="preserve"> </w:t>
-      </w:r>
-      <w:r>
-        <w:rPr>
-          <w:rStyle w:val="VerbatimChar"/>
-        </w:rPr>
-        <w:t xml:space="preserve">msae</w:t>
-      </w:r>
-      <w:r>
-        <w:t xml:space="preserve"> </w:t>
-      </w:r>
-      <w:r>
-        <w:t xml:space="preserve">does;</w:t>
+        <w:t xml:space="preserve">the year-specific design matrices, using block calculations equivalent to the stacked formulation;</w:t>
       </w:r>
     </w:p>
     <w:p>
@@ -1881,270 +1490,149 @@
         <w:pStyle w:val="FirstParagraph"/>
       </w:pPr>
       <w:r>
-        <w:t xml:space="preserve">Instead of optimizing the raw pair</w:t>
-      </w:r>
-      <w:r>
-        <w:t xml:space="preserve"> </w:t>
-      </w:r>
+        <w:t xml:space="preserve">Optimization uses a dimensionless marginal-variance scale and a bounded correlation:</w:t>
+      </w:r>
+    </w:p>
+    <w:p>
+      <w:pPr>
+        <w:pStyle w:val="BodyText"/>
+      </w:pPr>
       <m:oMath>
         <m:r>
-          <m:t>(</m:t>
-        </m:r>
-        <m:sSubSup>
-          <m:e>
-            <m:r>
-              <m:t>σ</m:t>
-            </m:r>
-          </m:e>
-          <m:sub>
-            <m:r>
-              <m:t>u</m:t>
-            </m:r>
-          </m:sub>
-          <m:sup>
-            <m:r>
-              <m:t>2</m:t>
-            </m:r>
-          </m:sup>
-        </m:sSubSup>
-        <m:r>
-          <m:t>,</m:t>
-        </m:r>
-        <m:sSub>
-          <m:e>
-            <m:r>
-              <m:t>ρ</m:t>
-            </m:r>
-          </m:e>
-          <m:sub>
-            <m:r>
-              <m:t>u</m:t>
-            </m:r>
-          </m:sub>
-        </m:sSub>
-        <m:r>
-          <m:t>)</m:t>
+          <m:t>Aₘ = σ²ᵤ/(1 − ρ²),  a = Aₘ/s,  a ≥ 0,  |ρ| ≤ 0.999999</m:t>
         </m:r>
       </m:oMath>
-      <w:r>
-        <w:t xml:space="preserve">, it uses</w:t>
+    </w:p>
+    <w:p>
+      <w:pPr>
+        <w:pStyle w:val="FirstParagraph"/>
+      </w:pPr>
+      <w:r>
+        <w:t xml:space="preserve">Bounded optimization with exact REML gradients includes zero marginal variance and limits correlation to ±0.999999. Non-positive-definite marginal covariance or fixed-effect information invalidates a trial. The numerical correlation bound approximates the stationary limit.</w:t>
       </w:r>
     </w:p>
     <w:p>
       <w:pPr>
         <w:pStyle w:val="BodyText"/>
       </w:pPr>
-      <m:oMathPara>
-        <m:oMathParaPr>
-          <m:jc m:val="center"/>
-        </m:oMathParaPr>
-        <m:oMath>
-          <m:r>
-            <m:t>τ</m:t>
-          </m:r>
-          <m:r>
-            <m:t>=</m:t>
-          </m:r>
-          <m:r>
-            <m:rPr>
-              <m:nor/>
-              <m:sty m:val="p"/>
-            </m:rPr>
-            <m:t>log</m:t>
-          </m:r>
-          <m:sSubSup>
-            <m:e>
-              <m:r>
-                <m:t>σ</m:t>
-              </m:r>
-            </m:e>
-            <m:sub>
-              <m:r>
-                <m:t>u</m:t>
-              </m:r>
-            </m:sub>
-            <m:sup>
-              <m:r>
-                <m:t>2</m:t>
-              </m:r>
-            </m:sup>
-          </m:sSubSup>
-          <m:r>
-            <m:t>,</m:t>
-          </m:r>
-          <m:r>
-            <m:t> </m:t>
-          </m:r>
-          <m:r>
-            <m:t>η</m:t>
-          </m:r>
-          <m:r>
-            <m:t>=</m:t>
-          </m:r>
-          <m:r>
-            <m:rPr>
-              <m:nor/>
-              <m:sty m:val="p"/>
-            </m:rPr>
-            <m:t>atanh</m:t>
-          </m:r>
-          <m:r>
-            <m:t>(</m:t>
-          </m:r>
-          <m:sSub>
-            <m:e>
-              <m:r>
-                <m:t>ρ</m:t>
-              </m:r>
-            </m:e>
-            <m:sub>
-              <m:r>
-                <m:t>u</m:t>
-              </m:r>
-            </m:sub>
-          </m:sSub>
-          <m:r>
-            <m:t>)</m:t>
-          </m:r>
-          <m:r>
-            <m:t>,</m:t>
-          </m:r>
-          <m:r>
-            <m:t>  </m:t>
-          </m:r>
-          <m:sSubSup>
-            <m:e>
-              <m:r>
-                <m:t>σ</m:t>
-              </m:r>
-            </m:e>
-            <m:sub>
-              <m:r>
-                <m:t>u</m:t>
-              </m:r>
-            </m:sub>
-            <m:sup>
-              <m:r>
-                <m:t>2</m:t>
-              </m:r>
-            </m:sup>
-          </m:sSubSup>
-          <m:r>
-            <m:t>=</m:t>
-          </m:r>
-          <m:sSup>
-            <m:e>
-              <m:r>
-                <m:t>e</m:t>
-              </m:r>
-            </m:e>
-            <m:sup>
-              <m:r>
-                <m:t>τ</m:t>
-              </m:r>
-            </m:sup>
-          </m:sSup>
-          <m:r>
-            <m:t>,</m:t>
-          </m:r>
-          <m:r>
-            <m:t> </m:t>
-          </m:r>
-          <m:sSub>
-            <m:e>
-              <m:r>
-                <m:t>ρ</m:t>
-              </m:r>
-            </m:e>
-            <m:sub>
-              <m:r>
-                <m:t>u</m:t>
-              </m:r>
-            </m:sub>
-          </m:sSub>
-          <m:r>
-            <m:t>=</m:t>
-          </m:r>
-          <m:r>
-            <m:rPr>
-              <m:nor/>
-              <m:sty m:val="p"/>
-            </m:rPr>
-            <m:t>tanh</m:t>
-          </m:r>
-          <m:r>
-            <m:t>(</m:t>
-          </m:r>
-          <m:r>
-            <m:t>η</m:t>
-          </m:r>
-          <m:r>
-            <m:t>)</m:t>
-          </m:r>
-          <m:r>
-            <m:t>.</m:t>
-          </m:r>
-        </m:oMath>
-      </m:oMathPara>
+      <w:r>
+        <w:t xml:space="preserve">The optimizer includes an exact zero-variance candidate, rather than searching only the positive interior. Feasible boundary derivatives and curvature are checked. At zero covariance, correlation is unidentified and is handled accordingly.</w:t>
+      </w:r>
+    </w:p>
+    <w:p>
+      <w:pPr>
+        <w:pStyle w:val="Heading2"/>
+      </w:pPr>
+      <w:bookmarkStart w:id="28" w:name="it-uses-multiple-starting-values"/>
+      <w:r>
+        <w:t xml:space="preserve">5.4 It uses multiple starting values</w:t>
+      </w:r>
+      <w:bookmarkEnd w:id="28"/>
     </w:p>
     <w:p>
       <w:pPr>
         <w:pStyle w:val="FirstParagraph"/>
       </w:pPr>
       <w:r>
-        <w:t xml:space="preserve">This keeps the variance positive and the AR(1) correlation within its legal bounds throughout optimization. The code also uses Cholesky decompositions to reject a non-positive-definite</w:t>
-      </w:r>
-      <w:r>
-        <w:t xml:space="preserve"> </w:t>
-      </w:r>
-      <m:oMath>
-        <m:r>
-          <m:t>V</m:t>
-        </m:r>
-      </m:oMath>
-      <w:r>
-        <w:t xml:space="preserve"> </w:t>
-      </w:r>
-      <w:r>
-        <w:t xml:space="preserve">or</w:t>
-      </w:r>
-      <w:r>
-        <w:t xml:space="preserve"> </w:t>
-      </w:r>
-      <m:oMath>
-        <m:sSup>
-          <m:e>
-            <m:r>
-              <m:t>X</m:t>
-            </m:r>
-          </m:e>
-          <m:sup>
-            <m:r>
-              <m:t>⊤</m:t>
-            </m:r>
-          </m:sup>
-        </m:sSup>
-        <m:sSup>
-          <m:e>
-            <m:r>
-              <m:t>V</m:t>
-            </m:r>
-          </m:e>
-          <m:sup>
-            <m:r>
-              <m:t>−</m:t>
-            </m:r>
-            <m:r>
-              <m:t>1</m:t>
-            </m:r>
-          </m:sup>
-        </m:sSup>
-        <m:r>
-          <m:t>X</m:t>
-        </m:r>
-      </m:oMath>
-      <w:r>
-        <w:t xml:space="preserve">, returning a large objective value for invalid trials.</w:t>
+        <w:t xml:space="preserve">L-BFGS-B optimization uses several starting values and an exact zero-variance candidate. Each supported candidate is evaluated against the original endpoint on the same REML objective; an inferior refit cannot replace a valid original fit.</w:t>
+      </w:r>
+    </w:p>
+    <w:p>
+      <w:pPr>
+        <w:pStyle w:val="Heading2"/>
+      </w:pPr>
+      <w:bookmarkStart w:id="29" w:name="X90c125bff06cc6e9eaf9a49d1d3d71f4dd77e2c"/>
+      <w:r>
+        <w:t xml:space="preserve">5.5 It reconstructs an eblupMFH2()-compatible object</w:t>
+      </w:r>
+      <w:bookmarkEnd w:id="29"/>
+    </w:p>
+    <w:p>
+      <w:pPr>
+        <w:pStyle w:val="FirstParagraph"/>
+      </w:pPr>
+      <w:r>
+        <w:t>After optimization, .eblupMFH2_finalize() rebuilds the same output structure as msae::eblupMFH2(): eblup, MSE, randomEffect, Rmatrix, fit$method, fit$convergence, fit$iterations, fit$estcoef, fit$refvar, fit$rho, and fit$informationFisher. A matrix containing non-finite values is rejected before any decomposition is attempted and reported as unavailable; whether a Cholesky factorisation signals an error for such input is platform-dependent, so this check makes the outcome identical on every system. Required symmetric inverses are attempted by Cholesky. If Cholesky fails, MASS::ginv is used with an explicit warning and the fallback method and condition number are recorded. If Fisher information remains unavailable, g3 and MSE are returned as NA rather than understating MSE as g1 + g2, and dependent test statistics are also unavailable. The returned object remains compatible with downstream MCPE, benchmarking, and comparison code.</w:t>
+      </w:r>
+    </w:p>
+    <w:p>
+      <w:pPr>
+        <w:pStyle w:val="Normal"/>
+      </w:pPr>
+      <w:r>
+        <w:t xml:space="preserve">The selected model’s reporting-scale annual MSE and MCPE are supplied by the common accepted bootstrap draws. Analytic g3 diagnostics remain informative but are not substituted for those joint moments.</w:t>
+      </w:r>
+    </w:p>
+    <w:p>
+      <w:pPr>
+        <w:pStyle w:val="Normal"/>
+      </w:pPr>
+      <w:r>
+        <w:t xml:space="preserve">Boundary-sensitive inference. If the original MFH fit has zero random-effect covariance or reaches the numerical correlation limit, point estimates are retained and inference_status is boundary_sensitive. Normal or delta-method intervals and p-values are provisional: numerical convergence does not establish their coverage. Reports flag this condition and record the count and fraction of accepted bootstrap fits at a boundary. Increasing the bootstrap count reduces Monte Carlo error but does not remedy boundary undercoverage. Review the current validation status and assess model sensitivity before using these results for substantive significance claims.</w:t>
+      </w:r>
+    </w:p>
+    <w:p>
+      <w:pPr>
+        <w:pStyle w:val="Heading2"/>
+      </w:pPr>
+      <w:bookmarkStart w:id="30" w:name="it-records-whether-the-fallback-was-used"/>
+      <w:r>
+        <w:t xml:space="preserve">5.6 It records whether the fallback was used</w:t>
+      </w:r>
+      <w:bookmarkEnd w:id="30"/>
+    </w:p>
+    <w:p>
+      <w:pPr>
+        <w:pStyle w:val="FirstParagraph"/>
+      </w:pPr>
+      <w:r>
+        <w:t xml:space="preserve">The fit records independent convergence checks, boundary status, refit use and failure reasons, covariance-inversion diagnostics and analytic g3 availability. The pipeline writes numerical diagnostics and metadata with the selected fit. Missing analytic g3 does not disable a valid joint parametric bootstrap.</w:t>
+      </w:r>
+    </w:p>
+    <w:p>
+      <w:pPr>
+        <w:pStyle w:val="Heading1"/>
+      </w:pPr>
+      <w:bookmarkStart w:id="31" w:name="X2aa1a597fee0edd31516fd9007df7a7264ac6cd"/>
+      <w:r>
+        <w:t xml:space="preserve">6. Why the constrained fallback is a defensible numerical safeguard</w:t>
+      </w:r>
+      <w:bookmarkEnd w:id="31"/>
+    </w:p>
+    <w:p>
+      <w:pPr>
+        <w:pStyle w:val="Heading2"/>
+      </w:pPr>
+      <w:bookmarkStart w:id="32" w:name="X8a170967b8618408c3e61476bcc103dad46e07c"/>
+      <w:r>
+        <w:t xml:space="preserve">6.1 It keeps the accepted MFH2 model and REML/EBLUP framework</w:t>
+      </w:r>
+      <w:bookmarkEnd w:id="32"/>
+    </w:p>
+    <w:p>
+      <w:pPr>
+        <w:pStyle w:val="FirstParagraph"/>
+      </w:pPr>
+      <w:r>
+        <w:t xml:space="preserve">The safeguard retains the stationary AR(1) MFH2 model and REML/EBLUP framework. It changes numerical optimization and endpoint verification, including checking positive package endpoints that can otherwise be mistaken for convergence.</w:t>
+      </w:r>
+    </w:p>
+    <w:p>
+      <w:pPr>
+        <w:pStyle w:val="Heading2"/>
+      </w:pPr>
+      <w:bookmarkStart w:id="33" w:name="Xc6789f1101c464c0e228f032489238946bc9a4b"/>
+      <w:r>
+        <w:t xml:space="preserve">6.2 It directly addresses a known Fay–Herriot weakness</w:t>
+      </w:r>
+      <w:bookmarkEnd w:id="33"/>
+    </w:p>
+    <w:p>
+      <w:pPr>
+        <w:pStyle w:val="FirstParagraph"/>
+      </w:pPr>
+      <w:r>
+        <w:t xml:space="preserve">The small-area literature repeatedly notes that standard variance-component estimators in Fay–Herriot models can return zero estimates of a strictly positive random-effects variance. Li and Lahiri (2010) and related adjusted-likelihood work (Yoshimori and Lahiri, 2014) motivate this concern: zero or nonpositive variance-component estimates can eliminate the area-level random-effect contribution and thereby overshrink predictions toward the regression-synthetic estimator. Rubin-Bleuer and You (2016) likewise state that a zero REML variance makes the EBLUP become synthetic and is often undesirable in practice. Halbmeier et al. (2019) describe adjusted likelihood methods in applied Fay–Herriot software precisely because REML/MLE do not guarantee positive variance estimates.</w:t>
       </w:r>
     </w:p>
     <w:p>
@@ -2152,469 +1640,77 @@
         <w:pStyle w:val="BodyText"/>
       </w:pPr>
       <w:r>
-        <w:t xml:space="preserve">Because</w:t>
-      </w:r>
-      <w:r>
-        <w:t xml:space="preserve"> </w:t>
-      </w:r>
-      <m:oMath>
-        <m:sSubSup>
-          <m:e>
-            <m:r>
-              <m:t>σ</m:t>
-            </m:r>
-          </m:e>
-          <m:sub>
-            <m:r>
-              <m:t>u</m:t>
-            </m:r>
-          </m:sub>
-          <m:sup>
-            <m:r>
-              <m:t>2</m:t>
-            </m:r>
-          </m:sup>
-        </m:sSubSup>
-        <m:r>
-          <m:t>=</m:t>
-        </m:r>
-        <m:sSup>
-          <m:e>
-            <m:r>
-              <m:t>e</m:t>
-            </m:r>
-          </m:e>
-          <m:sup>
-            <m:r>
-              <m:t>τ</m:t>
-            </m:r>
-          </m:sup>
-        </m:sSup>
-      </m:oMath>
-      <w:r>
-        <w:t xml:space="preserve"> </w:t>
-      </w:r>
-      <w:r>
-        <w:t xml:space="preserve">is strictly positive, the fallback searches over the positive interior of the parameter space; it therefore cannot prove that the true REML optimum does not lie exactly at zero, only whether a feasible positive-variance solution attains a better REML value than the boundary fit. In practice, this means it checks whether a meaningful positive-variance solution can be recovered. If it cannot, the original boundary result is retained and flagged instead of being replaced.</w:t>
+        <w:t xml:space="preserve">The wrapper optimizes the unchanged REML likelihood under valid constraints. It neither applies a likelihood adjustment nor forces a strictly positive variance. Valid zero covariance remains an eligible solution.</w:t>
       </w:r>
     </w:p>
     <w:p>
       <w:pPr>
         <w:pStyle w:val="Heading2"/>
       </w:pPr>
-      <w:bookmarkStart w:id="28" w:name="it-uses-multiple-starting-values"/>
-      <w:r>
-        <w:t xml:space="preserve">5.4 It uses multiple starting values</w:t>
-      </w:r>
-      <w:bookmarkEnd w:id="28"/>
+      <w:bookmarkStart w:id="34" w:name="Xa467b8356ea50542dc240519fe2f5d84551cbd2"/>
+      <w:r>
+        <w:t xml:space="preserve">6.3 It follows standard mixed-model optimization practice</w:t>
+      </w:r>
+      <w:bookmarkEnd w:id="34"/>
     </w:p>
     <w:p>
       <w:pPr>
         <w:pStyle w:val="FirstParagraph"/>
       </w:pPr>
       <w:r>
-        <w:t xml:space="preserve">The fallback starts BFGS optimization from five points, scaled to the average diagonal of</w:t>
-      </w:r>
-      <w:r>
-        <w:t xml:space="preserve"> </w:t>
-      </w:r>
-      <m:oMath>
-        <m:r>
-          <m:t>R</m:t>
-        </m:r>
-      </m:oMath>
-      <w:r>
-        <w:t xml:space="preserve"> </w:t>
-      </w:r>
-      <w:r>
-        <w:t xml:space="preserve">and using several candidate correlations. This is a practical guard against local optima or bad starts. The best finite objective value is retained.</w:t>
+        <w:t xml:space="preserve">Constrained covariance estimation is standard mixed-model practice. This implementation optimizes scaled marginal variance and bounded correlation directly, with exact gradients and explicit zero-variance candidates.</w:t>
       </w:r>
     </w:p>
     <w:p>
       <w:pPr>
         <w:pStyle w:val="Heading2"/>
       </w:pPr>
-      <w:bookmarkStart w:id="29" w:name="X90c125bff06cc6e9eaf9a49d1d3d71f4dd77e2c"/>
-      <w:r>
-        <w:t xml:space="preserve">5.5 It reconstructs an eblupMFH2()-compatible object</w:t>
-      </w:r>
-      <w:bookmarkEnd w:id="29"/>
+      <w:bookmarkStart w:id="35" w:name="Xcbb5cec7389658d03c9371a05410598e6cf41e7"/>
+      <w:r>
+        <w:t xml:space="preserve">6.4 It gives a stronger diagnosis than accepting zero immediately</w:t>
+      </w:r>
+      <w:bookmarkEnd w:id="35"/>
     </w:p>
     <w:p>
       <w:pPr>
         <w:pStyle w:val="FirstParagraph"/>
       </w:pPr>
       <w:r>
-        <w:t>After optimization, .eblupMFH2_finalize() rebuilds the same output structure as msae::eblupMFH2(): eblup, MSE, randomEffect, Rmatrix, fit$method, fit$convergence, fit$iterations, fit$estcoef, fit$refvar, fit$rho, and fit$informationFisher. A matrix containing non-finite values is rejected before any decomposition is attempted and reported as unavailable; whether a Cholesky factorisation signals an error for such input is platform-dependent, so this check makes the outcome identical on every system. Required symmetric inverses are attempted by Cholesky. If Cholesky fails, MASS::ginv is used with an explicit warning and the fallback method and condition number are recorded. If Fisher information remains unavailable, g3 and MSE are returned as NA rather than understating MSE as g1 + g2, and dependent test statistics are also unavailable. The returned object remains compatible with downstream MCPE, benchmarking, and comparison code.</w:t>
-      </w:r>
-    </w:p>
-    <w:p>
-      <w:pPr>
-        <w:pStyle w:val="Heading2"/>
-      </w:pPr>
-      <w:bookmarkStart w:id="30" w:name="it-records-whether-the-fallback-was-used"/>
-      <w:r>
-        <w:t xml:space="preserve">5.6 It records whether the fallback was used</w:t>
-      </w:r>
-      <w:bookmarkEnd w:id="30"/>
+        <w:t xml:space="preserve">If an alternative endpoint passes the checks and improves the REML objective, the original numerical solution was inadequate. This conclusion applies to positive as well as zero returned variances.</w:t>
+      </w:r>
+    </w:p>
+    <w:p>
+      <w:pPr>
+        <w:pStyle w:val="BodyText"/>
+      </w:pPr>
+      <w:r>
+        <w:t xml:space="preserve">If the original zero-variance endpoint passes the score, curvature and feasible-direction checks, it remains eligible. Failure to find a positive solution alone is not proof that a boundary is correct.</w:t>
+      </w:r>
+    </w:p>
+    <w:p>
+      <w:pPr>
+        <w:pStyle w:val="BodyText"/>
+      </w:pPr>
+      <w:r>
+        <w:t xml:space="preserve">The retained solution must be numerically supported under the same likelihood. This safeguard reduces false convergence but does not establish that the covariance model or resulting inference is substantively correct.</w:t>
+      </w:r>
+    </w:p>
+    <w:p>
+      <w:pPr>
+        <w:pStyle w:val="Heading1"/>
+      </w:pPr>
+      <w:bookmarkStart w:id="36" w:name="concluding-remarks"/>
+      <w:r>
+        <w:t xml:space="preserve">7. Concluding remarks</w:t>
+      </w:r>
+      <w:bookmarkEnd w:id="36"/>
     </w:p>
     <w:p>
       <w:pPr>
         <w:pStyle w:val="FirstParagraph"/>
       </w:pPr>
       <w:r>
-        <w:t>If the constrained refit succeeds, the returned object gets attr(result, ".robust_refit_used") = TRUE. If the constrained refit cannot recover a meaningful positive-variance solution, the original boundary result is returned with attr(result, ".robust_refit_failed") = TRUE. fit$numerical_diagnostics records the inversion method and availability for the marginal covariance, fixed-effect information, and Fisher information, plus g3_available; successful Cholesky paths report a labeled low-cost condition-number estimate, while inversion-fallback paths report an exact condition number when it can be computed. The pipeline writes these fields to mfh_numerical_diagnostics.csv and run_metadata.rds, summarizes them in the run log, and displays them in the final report.</w:t>
-      </w:r>
-    </w:p>
-    <w:p>
-      <w:pPr>
-        <w:pStyle w:val="Heading1"/>
-      </w:pPr>
-      <w:bookmarkStart w:id="31" w:name="X2aa1a597fee0edd31516fd9007df7a7264ac6cd"/>
-      <w:r>
-        <w:t xml:space="preserve">6. Why the constrained fallback is a defensible numerical safeguard</w:t>
-      </w:r>
-      <w:bookmarkEnd w:id="31"/>
-    </w:p>
-    <w:p>
-      <w:pPr>
-        <w:pStyle w:val="Heading2"/>
-      </w:pPr>
-      <w:bookmarkStart w:id="32" w:name="X8a170967b8618408c3e61476bcc103dad46e07c"/>
-      <w:r>
-        <w:t xml:space="preserve">6.1 It keeps the accepted MFH2 model and REML/EBLUP framework</w:t>
-      </w:r>
-      <w:bookmarkEnd w:id="32"/>
-    </w:p>
-    <w:p>
-      <w:pPr>
-        <w:pStyle w:val="FirstParagraph"/>
-      </w:pPr>
-      <w:r>
-        <w:t xml:space="preserve">The wrapper keeps the same MFH2 model described in the</w:t>
-      </w:r>
-      <w:r>
-        <w:t xml:space="preserve"> </w:t>
-      </w:r>
-      <w:r>
-        <w:rPr>
-          <w:rStyle w:val="VerbatimChar"/>
-        </w:rPr>
-        <w:t xml:space="preserve">msae</w:t>
-      </w:r>
-      <w:r>
-        <w:t xml:space="preserve"> </w:t>
-      </w:r>
-      <w:r>
-        <w:t xml:space="preserve">R Journal paper and in Benavent and Morales (2016): a multivariate Fay–Herriot model with AR(1) random effects, REML variance-component estimation, and EBLUP prediction. The difference is only the numerical route used after the package implementation has produced a boundary variance. This is why the wrapper should be interpreted as a numerical safeguard rather than as an alternative SAE estimator.</w:t>
-      </w:r>
-    </w:p>
-    <w:p>
-      <w:pPr>
-        <w:pStyle w:val="Heading2"/>
-      </w:pPr>
-      <w:bookmarkStart w:id="33" w:name="Xc6789f1101c464c0e228f032489238946bc9a4b"/>
-      <w:r>
-        <w:t xml:space="preserve">6.2 It directly addresses a known Fay–Herriot weakness</w:t>
-      </w:r>
-      <w:bookmarkEnd w:id="33"/>
-    </w:p>
-    <w:p>
-      <w:pPr>
-        <w:pStyle w:val="FirstParagraph"/>
-      </w:pPr>
-      <w:r>
-        <w:t xml:space="preserve">The small-area literature repeatedly notes that standard variance-component estimators in Fay–Herriot models can return zero estimates of a strictly positive random-effects variance. Li and Lahiri (2010) and related adjusted-likelihood work (Yoshimori and Lahiri, 2014) motivate this concern: zero or nonpositive variance-component estimates can eliminate the area-level random-effect contribution and thereby overshrink predictions toward the regression-synthetic estimator. Rubin-Bleuer and You (2016) likewise state that a zero REML variance makes the EBLUP become synthetic and is often undesirable in practice. Halbmeier et al. (2019) describe adjusted likelihood methods in applied Fay–Herriot software precisely because REML/MLE do not guarantee positive variance estimates.</w:t>
-      </w:r>
-    </w:p>
-    <w:p>
-      <w:pPr>
-        <w:pStyle w:val="BodyText"/>
-      </w:pPr>
-      <w:r>
-        <w:t xml:space="preserve">The robust wrapper is more conservative than adjusted likelihood methods. It does not change the likelihood by adding an adjustment factor. It first tries the standard</w:t>
-      </w:r>
-      <w:r>
-        <w:t xml:space="preserve"> </w:t>
-      </w:r>
-      <w:r>
-        <w:rPr>
-          <w:rStyle w:val="VerbatimChar"/>
-        </w:rPr>
-        <w:t xml:space="preserve">msae</w:t>
-      </w:r>
-      <w:r>
-        <w:t xml:space="preserve"> </w:t>
-      </w:r>
-      <w:r>
-        <w:t xml:space="preserve">result and only refits the same REML objective under valid constraints when the returned variance is zero or numerically indistinguishable from zero. This is a modest numerical check rather than a new estimator family.</w:t>
-      </w:r>
-    </w:p>
-    <w:p>
-      <w:pPr>
-        <w:pStyle w:val="Heading2"/>
-      </w:pPr>
-      <w:bookmarkStart w:id="34" w:name="Xa467b8356ea50542dc240519fe2f5d84551cbd2"/>
-      <w:r>
-        <w:t xml:space="preserve">6.3 It follows standard mixed-model optimization practice</w:t>
-      </w:r>
-      <w:bookmarkEnd w:id="34"/>
-    </w:p>
-    <w:p>
-      <w:pPr>
-        <w:pStyle w:val="FirstParagraph"/>
-      </w:pPr>
-      <w:r>
-        <w:t xml:space="preserve">Modern mixed-model software commonly uses constrained or transformed covariance parameterizations so that optimization respects the admissible parameter space for covariance matrices. The</w:t>
-      </w:r>
-      <w:r>
-        <w:t xml:space="preserve"> </w:t>
-      </w:r>
-      <w:r>
-        <w:rPr>
-          <w:rStyle w:val="VerbatimChar"/>
-        </w:rPr>
-        <w:t xml:space="preserve">lme4</w:t>
-      </w:r>
-      <w:r>
-        <w:t xml:space="preserve"> </w:t>
-      </w:r>
-      <w:r>
-        <w:t xml:space="preserve">framework (Bates et al., 2015), for example, illustrates this broader computational principle for mixed models. The fallback’s use of</w:t>
-      </w:r>
-      <w:r>
-        <w:t xml:space="preserve"> </w:t>
-      </w:r>
-      <m:oMath>
-        <m:r>
-          <m:rPr>
-            <m:nor/>
-            <m:sty m:val="p"/>
-          </m:rPr>
-          <m:t>log</m:t>
-        </m:r>
-        <m:sSubSup>
-          <m:e>
-            <m:r>
-              <m:t>σ</m:t>
-            </m:r>
-          </m:e>
-          <m:sub>
-            <m:r>
-              <m:t>u</m:t>
-            </m:r>
-          </m:sub>
-          <m:sup>
-            <m:r>
-              <m:t>2</m:t>
-            </m:r>
-          </m:sup>
-        </m:sSubSup>
-      </m:oMath>
-      <w:r>
-        <w:t xml:space="preserve"> </w:t>
-      </w:r>
-      <w:r>
-        <w:t xml:space="preserve">and</w:t>
-      </w:r>
-      <w:r>
-        <w:t xml:space="preserve"> </w:t>
-      </w:r>
-      <m:oMath>
-        <m:r>
-          <m:rPr>
-            <m:nor/>
-            <m:sty m:val="p"/>
-          </m:rPr>
-          <m:t>atanh</m:t>
-        </m:r>
-        <m:r>
-          <m:t>(</m:t>
-        </m:r>
-        <m:sSub>
-          <m:e>
-            <m:r>
-              <m:t>ρ</m:t>
-            </m:r>
-          </m:e>
-          <m:sub>
-            <m:r>
-              <m:t>u</m:t>
-            </m:r>
-          </m:sub>
-        </m:sSub>
-        <m:r>
-          <m:t>)</m:t>
-        </m:r>
-      </m:oMath>
-      <w:r>
-        <w:t xml:space="preserve"> </w:t>
-      </w:r>
-      <w:r>
-        <w:t xml:space="preserve">follows the same general principle: the variance remains positive and the AR(1) correlation remains within its legal bounds throughout optimization.</w:t>
-      </w:r>
-    </w:p>
-    <w:p>
-      <w:pPr>
-        <w:pStyle w:val="Heading2"/>
-      </w:pPr>
-      <w:bookmarkStart w:id="35" w:name="Xcbb5cec7389658d03c9371a05410598e6cf41e7"/>
-      <w:r>
-        <w:t xml:space="preserve">6.4 It gives a stronger diagnosis than accepting zero immediately</w:t>
-      </w:r>
-      <w:bookmarkEnd w:id="35"/>
-    </w:p>
-    <w:p>
-      <w:pPr>
-        <w:pStyle w:val="FirstParagraph"/>
-      </w:pPr>
-      <w:r>
-        <w:t xml:space="preserve">If the original</w:t>
-      </w:r>
-      <w:r>
-        <w:t xml:space="preserve"> </w:t>
-      </w:r>
-      <w:r>
-        <w:rPr>
-          <w:rStyle w:val="VerbatimChar"/>
-        </w:rPr>
-        <w:t xml:space="preserve">msae</w:t>
-      </w:r>
-      <w:r>
-        <w:t xml:space="preserve"> </w:t>
-      </w:r>
-      <w:r>
-        <w:t xml:space="preserve">Fisher-scoring update returns zero and the constrained fallback recovers a meaningful positive-variance solution, the original boundary result was likely influenced by the raw-scale numerical update. In that case, the fallback provides a feasible REML solution while preserving the MFH2 model and downstream formulas.</w:t>
-      </w:r>
-    </w:p>
-    <w:p>
-      <w:pPr>
-        <w:pStyle w:val="BodyText"/>
-      </w:pPr>
-      <w:r>
-        <w:t xml:space="preserve">If the original update returns zero and the constrained fallback cannot recover a meaningful positive-variance solution, the pipeline has stronger evidence that the boundary result may be substantive rather than merely an artifact of the raw-scale update. The boundary fit is then retained and flagged, so the result remains transparent.</w:t>
-      </w:r>
-    </w:p>
-    <w:p>
-      <w:pPr>
-        <w:pStyle w:val="BodyText"/>
-      </w:pPr>
-      <w:r>
-        <w:t xml:space="preserve">This two-step behavior is the main reason the wrapper is defensible. It does not overrule the package implementation in ordinary cases, and it does not force a positive variance when the fallback cannot support one. It intervenes only in the narrow situation where a feasible-space optimizer provides a credible positive-variance REML solution.</w:t>
-      </w:r>
-    </w:p>
-    <w:p>
-      <w:pPr>
-        <w:pStyle w:val="Heading1"/>
-      </w:pPr>
-      <w:bookmarkStart w:id="36" w:name="concluding-remarks"/>
-      <w:r>
-        <w:t xml:space="preserve">7. Concluding remarks</w:t>
-      </w:r>
-      <w:bookmarkEnd w:id="36"/>
-    </w:p>
-    <w:p>
-      <w:pPr>
-        <w:pStyle w:val="FirstParagraph"/>
-      </w:pPr>
-      <w:r>
-        <w:t xml:space="preserve">MFH2 estimates were fitted using the standard autoregressive multivariate Fay–Herriot REML/EBLUP framework. When the package implementation returned a boundary random-effects variance (</w:t>
-      </w:r>
-      <m:oMath>
-        <m:sSubSup>
-          <m:e>
-            <m:r>
-              <m:t>σ</m:t>
-            </m:r>
-          </m:e>
-          <m:sub>
-            <m:r>
-              <m:t>u</m:t>
-            </m:r>
-          </m:sub>
-          <m:sup>
-            <m:r>
-              <m:t>2</m:t>
-            </m:r>
-          </m:sup>
-        </m:sSubSup>
-        <m:r>
-          <m:t>=</m:t>
-        </m:r>
-        <m:r>
-          <m:t>0</m:t>
-        </m:r>
-      </m:oMath>
-      <w:r>
-        <w:t xml:space="preserve">), we treated this as a numerical warning rather than automatic evidence of no area-level signal. In those cases only, we refit the same REML objective using a constrained parameterization,</w:t>
-      </w:r>
-      <w:r>
-        <w:t xml:space="preserve"> </w:t>
-      </w:r>
-      <m:oMath>
-        <m:r>
-          <m:rPr>
-            <m:nor/>
-            <m:sty m:val="p"/>
-          </m:rPr>
-          <m:t>log</m:t>
-        </m:r>
-        <m:sSubSup>
-          <m:e>
-            <m:r>
-              <m:t>σ</m:t>
-            </m:r>
-          </m:e>
-          <m:sub>
-            <m:r>
-              <m:t>u</m:t>
-            </m:r>
-          </m:sub>
-          <m:sup>
-            <m:r>
-              <m:t>2</m:t>
-            </m:r>
-          </m:sup>
-        </m:sSubSup>
-      </m:oMath>
-      <w:r>
-        <w:t xml:space="preserve"> </w:t>
-      </w:r>
-      <w:r>
-        <w:t xml:space="preserve">and</w:t>
-      </w:r>
-      <w:r>
-        <w:t xml:space="preserve"> </w:t>
-      </w:r>
-      <m:oMath>
-        <m:r>
-          <m:rPr>
-            <m:nor/>
-            <m:sty m:val="p"/>
-          </m:rPr>
-          <m:t>atanh</m:t>
-        </m:r>
-        <m:r>
-          <m:t>(</m:t>
-        </m:r>
-        <m:sSub>
-          <m:e>
-            <m:r>
-              <m:t>ρ</m:t>
-            </m:r>
-          </m:e>
-          <m:sub>
-            <m:r>
-              <m:t>u</m:t>
-            </m:r>
-          </m:sub>
-        </m:sSub>
-        <m:r>
-          <m:t>)</m:t>
-        </m:r>
-      </m:oMath>
-      <w:r>
-        <w:t xml:space="preserve">, so that the variance and AR(1) correlation remained in the admissible parameter space during optimization. Positive package fits were retained unchanged. If the constrained refit could not recover a meaningful positive variance, the original boundary fit was retained and flagged. This safeguard does not introduce a new SAE model or adjusted likelihood; it is a conservative numerical check consistent with the Fay–Herriot literature on zero variance-component estimates and with standard mixed-model practice for constrained covariance estimation.</w:t>
+        <w:t xml:space="preserve">The numerical check assesses REML score, local curvature and feasible boundary directions in addition to the package convergence flag. A positive variance alone does not establish convergence. MFH2 is refitted when necessary using the same REML objective, exact gradients and several feasible starts; a usable original fit is preserved and an inferior refit is rejected. A valid zero random-effect covariance is allowed, including in bootstrap refits. The AR(1) correlation is bounded numerically at ±0.999999; an accepted endpoint approximates a limiting stationary fit and warrants sensitivity review. The implementation checks and simulation evidence are documented in docs/METHODOLOGY_ALIGNMENT.md and docs/MCPE_VALIDATION_STATUS.md. Numerical agreement and Monte Carlo precision do not certify interval coverage for all survey designs. Review model assumptions, boundary sensitivity and any undercoverage before dissemination. Use the latest validation status for current experiment counts and results.</w:t>
       </w:r>
     </w:p>
     <w:p>

--- a/docs/guidance/Technical notes/Note on eblupMFH2_robust.R.docx
+++ b/docs/guidance/Technical notes/Note on eblupMFH2_robust.R.docx
@@ -1710,7 +1710,7 @@
         <w:pStyle w:val="FirstParagraph"/>
       </w:pPr>
       <w:r>
-        <w:t xml:space="preserve">The numerical check assesses REML score, local curvature and feasible boundary directions in addition to the package convergence flag. A positive variance alone does not establish convergence. MFH2 is refitted when necessary using the same REML objective, exact gradients and several feasible starts; a usable original fit is preserved and an inferior refit is rejected. A valid zero random-effect covariance is allowed, including in bootstrap refits. The AR(1) correlation is bounded numerically at ±0.999999; an accepted endpoint approximates a limiting stationary fit and warrants sensitivity review. The implementation checks and simulation evidence are documented in docs/METHODOLOGY_ALIGNMENT.md and docs/MCPE_VALIDATION_STATUS.md. Numerical agreement and Monte Carlo precision do not certify interval coverage for all survey designs. Review model assumptions, boundary sensitivity and any undercoverage before dissemination. Use the latest validation status for current experiment counts and results.</w:t>
+        <w:t xml:space="preserve">The numerical check assesses REML score, local curvature and feasible boundary directions in addition to the package convergence flag. A positive variance alone does not establish convergence. MFH2 is refitted when necessary using the same REML objective, exact gradients and several feasible starts; a usable original fit is preserved and an inferior refit is rejected. A valid zero random-effect covariance is allowed, including in bootstrap refits. The AR(1) correlation is bounded numerically at ±0.999999; an accepted endpoint approximates a limiting stationary fit and warrants sensitivity review. The implementation checks and simulation evidence are documented in docs/guidance/METHODOLOGY_ALIGNMENT.md and docs/validation/MCPE_VALIDATION_STATUS.md. Numerical agreement and Monte Carlo precision do not certify interval coverage for all survey designs. Review model assumptions, boundary sensitivity and any undercoverage before dissemination. Use the latest validation status for current experiment counts and results.</w:t>
       </w:r>
     </w:p>
     <w:p>
